--- a/data/outputs/v2/General_Science/SS1.1_Introduction_to_General_Science/General_Science_Introduction_to_General_Science_SummaryTable.docx
+++ b/data/outputs/v2/General_Science/SS1.1_Introduction_to_General_Science/General_Science_Introduction_to_General_Science_SummaryTable.docx
@@ -38,6 +38,177 @@
           <w:szCs w:val="22"/>
         </w:rPr>
         <w:t xml:space="preserve">Sub-Strand 1.1: Introduction to General Science — Teacher Reference (Pre-filled)</w:t>
+      </w:r>
+    </w:p>
+    <w:p>
+      <w:pPr>
+        <w:spacing w:after="80" w:before="120"/>
+      </w:pPr>
+      <w:r>
+        <w:rPr>
+          <w:rFonts w:ascii="Arial" w:cs="Arial" w:eastAsia="Arial" w:hAnsi="Arial"/>
+          <w:b/>
+          <w:bCs/>
+          <w:color w:val="1F3864"/>
+          <w:sz w:val="20"/>
+          <w:szCs w:val="20"/>
+        </w:rPr>
+        <w:t xml:space="preserve">ATTRIBUTION AND LICENSING</w:t>
+      </w:r>
+    </w:p>
+    <w:p>
+      <w:pPr>
+        <w:spacing w:after="60" w:before="0"/>
+      </w:pPr>
+      <w:r>
+        <w:rPr>
+          <w:rFonts w:ascii="Arial" w:cs="Arial" w:eastAsia="Arial" w:hAnsi="Arial"/>
+          <w:b/>
+          <w:bCs/>
+          <w:sz w:val="17"/>
+          <w:szCs w:val="17"/>
+        </w:rPr>
+        <w:t xml:space="preserve">Curriculum Alignment: </w:t>
+      </w:r>
+      <w:r>
+        <w:rPr>
+          <w:rFonts w:ascii="Arial" w:cs="Arial" w:eastAsia="Arial" w:hAnsi="Arial"/>
+          <w:sz w:val="17"/>
+          <w:szCs w:val="17"/>
+        </w:rPr>
+        <w:t xml:space="preserve">Structured in pedagogical alignment with the competence-based curriculum format and learning outcomes established by the Kenya Institute of Curriculum Development (KICD). This material is independently developed and is not officially endorsed or published by KICD.</w:t>
+      </w:r>
+    </w:p>
+    <w:p>
+      <w:pPr>
+        <w:spacing w:after="60" w:before="0"/>
+      </w:pPr>
+      <w:r>
+        <w:rPr>
+          <w:rFonts w:ascii="Arial" w:cs="Arial" w:eastAsia="Arial" w:hAnsi="Arial"/>
+          <w:b/>
+          <w:bCs/>
+          <w:sz w:val="17"/>
+          <w:szCs w:val="17"/>
+        </w:rPr>
+        <w:t xml:space="preserve">Content &amp; Pedagogy: </w:t>
+      </w:r>
+      <w:r>
+        <w:rPr>
+          <w:rFonts w:ascii="Arial" w:cs="Arial" w:eastAsia="Arial" w:hAnsi="Arial"/>
+          <w:sz w:val="17"/>
+          <w:szCs w:val="17"/>
+        </w:rPr>
+        <w:t xml:space="preserve">Developed and adapted by the educator team at SeaVuria (registered 501(c)(3) in the United States and registered NGO in Kenya, No. 872-850A-BF11), who designed the pedagogical framework, lesson templates and exemplar lessons on which this material is based.</w:t>
+      </w:r>
+    </w:p>
+    <w:p>
+      <w:pPr>
+        <w:spacing w:after="60" w:before="0"/>
+      </w:pPr>
+      <w:r>
+        <w:rPr>
+          <w:rFonts w:ascii="Arial" w:cs="Arial" w:eastAsia="Arial" w:hAnsi="Arial"/>
+          <w:b/>
+          <w:bCs/>
+          <w:sz w:val="17"/>
+          <w:szCs w:val="17"/>
+        </w:rPr>
+        <w:t xml:space="preserve">Production &amp; Layout: </w:t>
+      </w:r>
+      <w:r>
+        <w:rPr>
+          <w:rFonts w:ascii="Arial" w:cs="Arial" w:eastAsia="Arial" w:hAnsi="Arial"/>
+          <w:sz w:val="17"/>
+          <w:szCs w:val="17"/>
+        </w:rPr>
+        <w:t xml:space="preserve">Educational design and curriculum sequencing by SeaVuria. Technical layout, structural formatting, and digital optimization/implementation executed in partnership with ARES Education (registered 501(c)(3) in the United States and Canada (as Afretech Aid) and registered NGO in Kenya), with lesson drafting and compilation assisted by AI (Claude, Anthropic).</w:t>
+      </w:r>
+    </w:p>
+    <w:p>
+      <w:pPr>
+        <w:pBdr>
+          <w:bottom w:val="single" w:color="1F3864" w:sz="6" w:space="6"/>
+        </w:pBdr>
+        <w:spacing w:after="60" w:before="0"/>
+      </w:pPr>
+      <w:r>
+        <w:rPr>
+          <w:rFonts w:ascii="Arial" w:cs="Arial" w:eastAsia="Arial" w:hAnsi="Arial"/>
+          <w:b/>
+          <w:bCs/>
+          <w:sz w:val="17"/>
+          <w:szCs w:val="17"/>
+        </w:rPr>
+        <w:t xml:space="preserve">Licensing &amp; Copyright: </w:t>
+      </w:r>
+      <w:r>
+        <w:rPr>
+          <w:rFonts w:ascii="Arial" w:cs="Arial" w:eastAsia="Arial" w:hAnsi="Arial"/>
+          <w:sz w:val="17"/>
+          <w:szCs w:val="17"/>
+        </w:rPr>
+        <w:t xml:space="preserve">© 2026 SeaVuria and ARES. This work is licensed under a </w:t>
+      </w:r>
+      <w:hyperlink w:history="1" r:id="rIdmaecv_zo4f3yh3kmb27hh">
+        <w:r>
+          <w:rPr>
+            <w:rFonts w:ascii="Arial" w:cs="Arial" w:eastAsia="Arial" w:hAnsi="Arial"/>
+            <w:color w:val="1F6B75"/>
+            <w:sz w:val="17"/>
+            <w:szCs w:val="17"/>
+            <w:u w:val="single" w:color="1F6B75"/>
+          </w:rPr>
+          <w:t xml:space="preserve">Creative Commons Attribution-NonCommercial 4.0 International License</w:t>
+        </w:r>
+      </w:hyperlink>
+      <w:r>
+        <w:rPr>
+          <w:rFonts w:ascii="Arial" w:cs="Arial" w:eastAsia="Arial" w:hAnsi="Arial"/>
+          <w:sz w:val="17"/>
+          <w:szCs w:val="17"/>
+        </w:rPr>
+        <w:t xml:space="preserve"> (</w:t>
+      </w:r>
+      <w:hyperlink w:history="1" r:id="rIdutrnpknyub40fyq5qvb42">
+        <w:r>
+          <w:rPr>
+            <w:rFonts w:ascii="Arial" w:cs="Arial" w:eastAsia="Arial" w:hAnsi="Arial"/>
+            <w:color w:val="1F6B75"/>
+            <w:sz w:val="17"/>
+            <w:szCs w:val="17"/>
+            <w:u w:val="single" w:color="1F6B75"/>
+          </w:rPr>
+          <w:t xml:space="preserve">CC BY-NC 4.0</w:t>
+        </w:r>
+      </w:hyperlink>
+      <w:r>
+        <w:rPr>
+          <w:rFonts w:ascii="Arial" w:cs="Arial" w:eastAsia="Arial" w:hAnsi="Arial"/>
+          <w:sz w:val="17"/>
+          <w:szCs w:val="17"/>
+        </w:rPr>
+        <w:t xml:space="preserve">). To view a copy of this license, visit </w:t>
+      </w:r>
+      <w:hyperlink w:history="1" r:id="rId6hh6fpqppeh7tdcw_ekst">
+        <w:r>
+          <w:rPr>
+            <w:rFonts w:ascii="Arial" w:cs="Arial" w:eastAsia="Arial" w:hAnsi="Arial"/>
+            <w:color w:val="1F6B75"/>
+            <w:sz w:val="17"/>
+            <w:szCs w:val="17"/>
+            <w:u w:val="single" w:color="1F6B75"/>
+          </w:rPr>
+          <w:t xml:space="preserve">https://creativecommons.org/licenses/by-nc/4.0/</w:t>
+        </w:r>
+      </w:hyperlink>
+      <w:r>
+        <w:rPr>
+          <w:rFonts w:ascii="Arial" w:cs="Arial" w:eastAsia="Arial" w:hAnsi="Arial"/>
+          <w:sz w:val="17"/>
+          <w:szCs w:val="17"/>
+        </w:rPr>
+        <w:t xml:space="preserve">. You are free to copy, redistribute, and adapt this material in any medium or format, provided appropriate credit is given and the material is not used for commercial purposes. KICD learning outcomes and curriculum designations reproduced here for alignment purposes remain the property of KICD and are not covered by this license. Linked external resources (e.g. CK-12, Khan Academy, PhET) are subject to their own licenses.</w:t>
       </w:r>
     </w:p>
     <w:p>

--- a/data/outputs/v2/General_Science/SS1.1_Introduction_to_General_Science/General_Science_Introduction_to_General_Science_SummaryTable.docx
+++ b/data/outputs/v2/General_Science/SS1.1_Introduction_to_General_Science/General_Science_Introduction_to_General_Science_SummaryTable.docx
@@ -38,177 +38,6 @@
           <w:szCs w:val="22"/>
         </w:rPr>
         <w:t xml:space="preserve">Sub-Strand 1.1: Introduction to General Science — Teacher Reference (Pre-filled)</w:t>
-      </w:r>
-    </w:p>
-    <w:p>
-      <w:pPr>
-        <w:spacing w:after="80" w:before="120"/>
-      </w:pPr>
-      <w:r>
-        <w:rPr>
-          <w:rFonts w:ascii="Arial" w:cs="Arial" w:eastAsia="Arial" w:hAnsi="Arial"/>
-          <w:b/>
-          <w:bCs/>
-          <w:color w:val="1F3864"/>
-          <w:sz w:val="20"/>
-          <w:szCs w:val="20"/>
-        </w:rPr>
-        <w:t xml:space="preserve">ATTRIBUTION AND LICENSING</w:t>
-      </w:r>
-    </w:p>
-    <w:p>
-      <w:pPr>
-        <w:spacing w:after="60" w:before="0"/>
-      </w:pPr>
-      <w:r>
-        <w:rPr>
-          <w:rFonts w:ascii="Arial" w:cs="Arial" w:eastAsia="Arial" w:hAnsi="Arial"/>
-          <w:b/>
-          <w:bCs/>
-          <w:sz w:val="17"/>
-          <w:szCs w:val="17"/>
-        </w:rPr>
-        <w:t xml:space="preserve">Curriculum Alignment: </w:t>
-      </w:r>
-      <w:r>
-        <w:rPr>
-          <w:rFonts w:ascii="Arial" w:cs="Arial" w:eastAsia="Arial" w:hAnsi="Arial"/>
-          <w:sz w:val="17"/>
-          <w:szCs w:val="17"/>
-        </w:rPr>
-        <w:t xml:space="preserve">Structured in pedagogical alignment with the competence-based curriculum format and learning outcomes established by the Kenya Institute of Curriculum Development (KICD). This material is independently developed and is not officially endorsed or published by KICD.</w:t>
-      </w:r>
-    </w:p>
-    <w:p>
-      <w:pPr>
-        <w:spacing w:after="60" w:before="0"/>
-      </w:pPr>
-      <w:r>
-        <w:rPr>
-          <w:rFonts w:ascii="Arial" w:cs="Arial" w:eastAsia="Arial" w:hAnsi="Arial"/>
-          <w:b/>
-          <w:bCs/>
-          <w:sz w:val="17"/>
-          <w:szCs w:val="17"/>
-        </w:rPr>
-        <w:t xml:space="preserve">Content &amp; Pedagogy: </w:t>
-      </w:r>
-      <w:r>
-        <w:rPr>
-          <w:rFonts w:ascii="Arial" w:cs="Arial" w:eastAsia="Arial" w:hAnsi="Arial"/>
-          <w:sz w:val="17"/>
-          <w:szCs w:val="17"/>
-        </w:rPr>
-        <w:t xml:space="preserve">Developed and adapted by the educator team at SeaVuria (registered 501(c)(3) in the United States and registered NGO in Kenya, No. 872-850A-BF11), who designed the pedagogical framework, lesson templates and exemplar lessons on which this material is based.</w:t>
-      </w:r>
-    </w:p>
-    <w:p>
-      <w:pPr>
-        <w:spacing w:after="60" w:before="0"/>
-      </w:pPr>
-      <w:r>
-        <w:rPr>
-          <w:rFonts w:ascii="Arial" w:cs="Arial" w:eastAsia="Arial" w:hAnsi="Arial"/>
-          <w:b/>
-          <w:bCs/>
-          <w:sz w:val="17"/>
-          <w:szCs w:val="17"/>
-        </w:rPr>
-        <w:t xml:space="preserve">Production &amp; Layout: </w:t>
-      </w:r>
-      <w:r>
-        <w:rPr>
-          <w:rFonts w:ascii="Arial" w:cs="Arial" w:eastAsia="Arial" w:hAnsi="Arial"/>
-          <w:sz w:val="17"/>
-          <w:szCs w:val="17"/>
-        </w:rPr>
-        <w:t xml:space="preserve">Educational design and curriculum sequencing by SeaVuria. Technical layout, structural formatting, and digital optimization/implementation executed in partnership with ARES Education (registered 501(c)(3) in the United States and Canada (as Afretech Aid) and registered NGO in Kenya), with lesson drafting and compilation assisted by AI (Claude, Anthropic).</w:t>
-      </w:r>
-    </w:p>
-    <w:p>
-      <w:pPr>
-        <w:pBdr>
-          <w:bottom w:val="single" w:color="1F3864" w:sz="6" w:space="6"/>
-        </w:pBdr>
-        <w:spacing w:after="60" w:before="0"/>
-      </w:pPr>
-      <w:r>
-        <w:rPr>
-          <w:rFonts w:ascii="Arial" w:cs="Arial" w:eastAsia="Arial" w:hAnsi="Arial"/>
-          <w:b/>
-          <w:bCs/>
-          <w:sz w:val="17"/>
-          <w:szCs w:val="17"/>
-        </w:rPr>
-        <w:t xml:space="preserve">Licensing &amp; Copyright: </w:t>
-      </w:r>
-      <w:r>
-        <w:rPr>
-          <w:rFonts w:ascii="Arial" w:cs="Arial" w:eastAsia="Arial" w:hAnsi="Arial"/>
-          <w:sz w:val="17"/>
-          <w:szCs w:val="17"/>
-        </w:rPr>
-        <w:t xml:space="preserve">© 2026 SeaVuria and ARES. This work is licensed under a </w:t>
-      </w:r>
-      <w:hyperlink w:history="1" r:id="rIdmaecv_zo4f3yh3kmb27hh">
-        <w:r>
-          <w:rPr>
-            <w:rFonts w:ascii="Arial" w:cs="Arial" w:eastAsia="Arial" w:hAnsi="Arial"/>
-            <w:color w:val="1F6B75"/>
-            <w:sz w:val="17"/>
-            <w:szCs w:val="17"/>
-            <w:u w:val="single" w:color="1F6B75"/>
-          </w:rPr>
-          <w:t xml:space="preserve">Creative Commons Attribution-NonCommercial 4.0 International License</w:t>
-        </w:r>
-      </w:hyperlink>
-      <w:r>
-        <w:rPr>
-          <w:rFonts w:ascii="Arial" w:cs="Arial" w:eastAsia="Arial" w:hAnsi="Arial"/>
-          <w:sz w:val="17"/>
-          <w:szCs w:val="17"/>
-        </w:rPr>
-        <w:t xml:space="preserve"> (</w:t>
-      </w:r>
-      <w:hyperlink w:history="1" r:id="rIdutrnpknyub40fyq5qvb42">
-        <w:r>
-          <w:rPr>
-            <w:rFonts w:ascii="Arial" w:cs="Arial" w:eastAsia="Arial" w:hAnsi="Arial"/>
-            <w:color w:val="1F6B75"/>
-            <w:sz w:val="17"/>
-            <w:szCs w:val="17"/>
-            <w:u w:val="single" w:color="1F6B75"/>
-          </w:rPr>
-          <w:t xml:space="preserve">CC BY-NC 4.0</w:t>
-        </w:r>
-      </w:hyperlink>
-      <w:r>
-        <w:rPr>
-          <w:rFonts w:ascii="Arial" w:cs="Arial" w:eastAsia="Arial" w:hAnsi="Arial"/>
-          <w:sz w:val="17"/>
-          <w:szCs w:val="17"/>
-        </w:rPr>
-        <w:t xml:space="preserve">). To view a copy of this license, visit </w:t>
-      </w:r>
-      <w:hyperlink w:history="1" r:id="rId6hh6fpqppeh7tdcw_ekst">
-        <w:r>
-          <w:rPr>
-            <w:rFonts w:ascii="Arial" w:cs="Arial" w:eastAsia="Arial" w:hAnsi="Arial"/>
-            <w:color w:val="1F6B75"/>
-            <w:sz w:val="17"/>
-            <w:szCs w:val="17"/>
-            <w:u w:val="single" w:color="1F6B75"/>
-          </w:rPr>
-          <w:t xml:space="preserve">https://creativecommons.org/licenses/by-nc/4.0/</w:t>
-        </w:r>
-      </w:hyperlink>
-      <w:r>
-        <w:rPr>
-          <w:rFonts w:ascii="Arial" w:cs="Arial" w:eastAsia="Arial" w:hAnsi="Arial"/>
-          <w:sz w:val="17"/>
-          <w:szCs w:val="17"/>
-        </w:rPr>
-        <w:t xml:space="preserve">. You are free to copy, redistribute, and adapt this material in any medium or format, provided appropriate credit is given and the material is not used for commercial purposes. KICD learning outcomes and curriculum designations reproduced here for alignment purposes remain the property of KICD and are not covered by this license. Linked external resources (e.g. CK-12, Khan Academy, PhET) are subject to their own licenses.</w:t>
       </w:r>
     </w:p>
     <w:p>
@@ -1848,6 +1677,185 @@
         </w:tc>
       </w:tr>
     </w:tbl>
+    <w:p>
+      <w:pPr>
+        <w:spacing w:after="120"/>
+      </w:pPr>
+      <w:r>
+        <w:t xml:space="preserve"/>
+      </w:r>
+    </w:p>
+    <w:p>
+      <w:pPr>
+        <w:spacing w:after="80" w:before="120"/>
+      </w:pPr>
+      <w:r>
+        <w:rPr>
+          <w:rFonts w:ascii="Arial" w:cs="Arial" w:eastAsia="Arial" w:hAnsi="Arial"/>
+          <w:b/>
+          <w:bCs/>
+          <w:color w:val="1F3864"/>
+          <w:sz w:val="20"/>
+          <w:szCs w:val="20"/>
+        </w:rPr>
+        <w:t xml:space="preserve">ATTRIBUTION AND LICENSING</w:t>
+      </w:r>
+    </w:p>
+    <w:p>
+      <w:pPr>
+        <w:spacing w:after="60" w:before="0"/>
+      </w:pPr>
+      <w:r>
+        <w:rPr>
+          <w:rFonts w:ascii="Arial" w:cs="Arial" w:eastAsia="Arial" w:hAnsi="Arial"/>
+          <w:b/>
+          <w:bCs/>
+          <w:sz w:val="17"/>
+          <w:szCs w:val="17"/>
+        </w:rPr>
+        <w:t xml:space="preserve">Curriculum Alignment: </w:t>
+      </w:r>
+      <w:r>
+        <w:rPr>
+          <w:rFonts w:ascii="Arial" w:cs="Arial" w:eastAsia="Arial" w:hAnsi="Arial"/>
+          <w:sz w:val="17"/>
+          <w:szCs w:val="17"/>
+        </w:rPr>
+        <w:t xml:space="preserve">Structured in pedagogical alignment with the competence-based curriculum format and learning outcomes established by the Kenya Institute of Curriculum Development (KICD). This material is independently developed and is not officially endorsed or published by KICD.</w:t>
+      </w:r>
+    </w:p>
+    <w:p>
+      <w:pPr>
+        <w:spacing w:after="60" w:before="0"/>
+      </w:pPr>
+      <w:r>
+        <w:rPr>
+          <w:rFonts w:ascii="Arial" w:cs="Arial" w:eastAsia="Arial" w:hAnsi="Arial"/>
+          <w:b/>
+          <w:bCs/>
+          <w:sz w:val="17"/>
+          <w:szCs w:val="17"/>
+        </w:rPr>
+        <w:t xml:space="preserve">Content &amp; Pedagogy: </w:t>
+      </w:r>
+      <w:r>
+        <w:rPr>
+          <w:rFonts w:ascii="Arial" w:cs="Arial" w:eastAsia="Arial" w:hAnsi="Arial"/>
+          <w:sz w:val="17"/>
+          <w:szCs w:val="17"/>
+        </w:rPr>
+        <w:t xml:space="preserve">Developed and adapted by the educator team at SeaVuria (registered 501(c)(3) in the United States and registered NGO in Kenya, No. 872-850A-BF11), who designed the pedagogical framework, lesson templates and exemplar lessons on which this material is based.</w:t>
+      </w:r>
+    </w:p>
+    <w:p>
+      <w:pPr>
+        <w:spacing w:after="60" w:before="0"/>
+      </w:pPr>
+      <w:r>
+        <w:rPr>
+          <w:rFonts w:ascii="Arial" w:cs="Arial" w:eastAsia="Arial" w:hAnsi="Arial"/>
+          <w:b/>
+          <w:bCs/>
+          <w:sz w:val="17"/>
+          <w:szCs w:val="17"/>
+        </w:rPr>
+        <w:t xml:space="preserve">Production &amp; Layout: </w:t>
+      </w:r>
+      <w:r>
+        <w:rPr>
+          <w:rFonts w:ascii="Arial" w:cs="Arial" w:eastAsia="Arial" w:hAnsi="Arial"/>
+          <w:sz w:val="17"/>
+          <w:szCs w:val="17"/>
+        </w:rPr>
+        <w:t xml:space="preserve">Educational design and curriculum sequencing by SeaVuria. Technical layout, structural formatting, and digital optimization/implementation executed in partnership with ARES Education (registered 501(c)(3) in the United States and Canada (as Afretech Aid) and registered NGO in Kenya), with lesson drafting and compilation assisted by AI (Claude, Anthropic).</w:t>
+      </w:r>
+    </w:p>
+    <w:p>
+      <w:pPr>
+        <w:pBdr>
+          <w:bottom w:val="single" w:color="1F3864" w:sz="6" w:space="6"/>
+        </w:pBdr>
+        <w:spacing w:after="60" w:before="0"/>
+      </w:pPr>
+      <w:r>
+        <w:rPr>
+          <w:rFonts w:ascii="Arial" w:cs="Arial" w:eastAsia="Arial" w:hAnsi="Arial"/>
+          <w:b/>
+          <w:bCs/>
+          <w:sz w:val="17"/>
+          <w:szCs w:val="17"/>
+        </w:rPr>
+        <w:t xml:space="preserve">Licensing &amp; Copyright: </w:t>
+      </w:r>
+      <w:r>
+        <w:rPr>
+          <w:rFonts w:ascii="Arial" w:cs="Arial" w:eastAsia="Arial" w:hAnsi="Arial"/>
+          <w:sz w:val="17"/>
+          <w:szCs w:val="17"/>
+        </w:rPr>
+        <w:t xml:space="preserve">© 2026 SeaVuria and ARES. This work is licensed under a </w:t>
+      </w:r>
+      <w:hyperlink w:history="1" r:id="rIdeuoqimj6zbmuhf3kvku8z">
+        <w:r>
+          <w:rPr>
+            <w:rFonts w:ascii="Arial" w:cs="Arial" w:eastAsia="Arial" w:hAnsi="Arial"/>
+            <w:color w:val="1F6B75"/>
+            <w:sz w:val="17"/>
+            <w:szCs w:val="17"/>
+            <w:u w:val="single" w:color="1F6B75"/>
+          </w:rPr>
+          <w:t xml:space="preserve">Creative Commons Attribution-NonCommercial 4.0 International License</w:t>
+        </w:r>
+      </w:hyperlink>
+      <w:r>
+        <w:rPr>
+          <w:rFonts w:ascii="Arial" w:cs="Arial" w:eastAsia="Arial" w:hAnsi="Arial"/>
+          <w:sz w:val="17"/>
+          <w:szCs w:val="17"/>
+        </w:rPr>
+        <w:t xml:space="preserve"> (</w:t>
+      </w:r>
+      <w:hyperlink w:history="1" r:id="rIdtz9qymp5rjft3egci3exj">
+        <w:r>
+          <w:rPr>
+            <w:rFonts w:ascii="Arial" w:cs="Arial" w:eastAsia="Arial" w:hAnsi="Arial"/>
+            <w:color w:val="1F6B75"/>
+            <w:sz w:val="17"/>
+            <w:szCs w:val="17"/>
+            <w:u w:val="single" w:color="1F6B75"/>
+          </w:rPr>
+          <w:t xml:space="preserve">CC BY-NC 4.0</w:t>
+        </w:r>
+      </w:hyperlink>
+      <w:r>
+        <w:rPr>
+          <w:rFonts w:ascii="Arial" w:cs="Arial" w:eastAsia="Arial" w:hAnsi="Arial"/>
+          <w:sz w:val="17"/>
+          <w:szCs w:val="17"/>
+        </w:rPr>
+        <w:t xml:space="preserve">). To view a copy of this license, visit </w:t>
+      </w:r>
+      <w:hyperlink w:history="1" r:id="rIdmkzcnxpe9krzig0lgloo_">
+        <w:r>
+          <w:rPr>
+            <w:rFonts w:ascii="Arial" w:cs="Arial" w:eastAsia="Arial" w:hAnsi="Arial"/>
+            <w:color w:val="1F6B75"/>
+            <w:sz w:val="17"/>
+            <w:szCs w:val="17"/>
+            <w:u w:val="single" w:color="1F6B75"/>
+          </w:rPr>
+          <w:t xml:space="preserve">https://creativecommons.org/licenses/by-nc/4.0/</w:t>
+        </w:r>
+      </w:hyperlink>
+      <w:r>
+        <w:rPr>
+          <w:rFonts w:ascii="Arial" w:cs="Arial" w:eastAsia="Arial" w:hAnsi="Arial"/>
+          <w:sz w:val="17"/>
+          <w:szCs w:val="17"/>
+        </w:rPr>
+        <w:t xml:space="preserve">. You are free to copy, redistribute, and adapt this material in any medium or format, provided appropriate credit is given and the material is not used for commercial purposes. KICD learning outcomes and curriculum designations reproduced here for alignment purposes remain the property of KICD and are not covered by this license. Linked external resources (e.g. CK-12, Khan Academy, PhET) are subject to their own licenses.</w:t>
+      </w:r>
+    </w:p>
     <w:sectPr>
       <w:pgSz w:w="15840" w:h="12240" w:orient="landscape"/>
       <w:pgMar w:top="1080" w:right="1080" w:bottom="1080" w:left="1080" w:header="708" w:footer="708" w:gutter="0"/>

--- a/data/outputs/v2/General_Science/SS1.1_Introduction_to_General_Science/General_Science_Introduction_to_General_Science_SummaryTable.docx
+++ b/data/outputs/v2/General_Science/SS1.1_Introduction_to_General_Science/General_Science_Introduction_to_General_Science_SummaryTable.docx
@@ -564,7 +564,7 @@
                 <w:sz w:val="18"/>
                 <w:szCs w:val="18"/>
               </w:rPr>
-              <w:t xml:space="preserve">Students observed the anchoring phenomenon: a Kenyan farmer (e.g., Mama Akinyi from Kisumu) accurately diagnoses poor soil fertility and predicts a weak maize harvest — without a laboratory, without seeing the soil chemistry directly. Teacher presents photographic or video evidence of yellowing maize stalks, stunted growth patterns, and cracked topsoil alongside the farmer's confident diagnosis. Students also observe a short parallel case: a Kenyan doctor in a rural Kericho clinic inferring malaria from visible symptoms before a blood test confirms it. Pedagogical note: Ensure ALL students see and interact with the stimulus before any discussion begins — display images prominently and allow 2 minutes of silent individual observation first.</w:t>
+              <w:t xml:space="preserve">A photograph of a wilting maize field near Kisumu: the border plants are yellow and drooping while the interior plants are green and healthy, despite identical watering and fertilisation across the entire shamba.</w:t>
             </w:r>
           </w:p>
         </w:tc>
@@ -596,7 +596,7 @@
                 <w:sz w:val="18"/>
                 <w:szCs w:val="18"/>
               </w:rPr>
-              <w:t xml:space="preserve">Students learned that experts — scientists, farmers, and doctors alike — routinely reach reliable conclusions about things they cannot see directly (soil chemistry, pathogens, atomic structures) by reading visible patterns and evidence. They learned that this inferential power is the foundation of science and is practiced daily in Kenya. Students also generated their first personal questions for the Driving Question Board (DQB), revealing prior knowledge gaps the teacher can use diagnostically. Pedagogical note: The DQB questions students generate here are DATA — photograph or record them. They will be revisited and refined in Lessons 7 and 8 to demonstrate cumulative learning.</w:t>
+              <w:t xml:space="preserve">Scientists — and observant Kenyan farmers — can draw reliable conclusions about things they cannot see directly by carefully reading patterns of visible evidence. This practice is called inference, and it is one of the most powerful tools in General Science. It is used daily by Kenyan professionals: soil scientists at KALRO, lab technologists at Kenyatta National Hospital, and environmental scientists monitoring Lake Victoria.</w:t>
             </w:r>
           </w:p>
         </w:tc>
@@ -628,7 +628,7 @@
                 <w:sz w:val="18"/>
                 <w:szCs w:val="18"/>
               </w:rPr>
-              <w:t xml:space="preserve">The phenomenon is explained by the concept of INFERENCE: a logical conclusion drawn from observable evidence plus prior knowledge. Mama Akinyi's diagnosis is not a guess — it is inference. Yellow lower leaves + stunted growth + sandy, pale topsoil are visible indicators that map predictably onto nitrogen-deficient soil chemistry she cannot see. The doctor's inference works the same way. Teacher should cold-call at least 4 students to articulate in their own words: 'What did she SEE, and what did she CONCLUDE?' Enforce the observe/infer distinction explicitly here — it anchors every lesson that follows. Pedagogical note: Write 'OBSERVE' and 'INFER' as permanent anchor words on the board for the entire sub-strand.</w:t>
+              <w:t xml:space="preserve">The farmer inferred a hidden soil pest because the pattern of wilting (border only, not random), the elimination of other causes (equal water and fertiliser), the time of season, and her knowledge of local pests all pointed to one hidden explanation. She did not need to see the pest — the evidence spoke for it. This is the opening puzzle of our sub-strand: How does General Science allow us to know what we cannot directly observe?</w:t>
             </w:r>
           </w:p>
         </w:tc>
@@ -713,7 +713,7 @@
                 <w:sz w:val="18"/>
                 <w:szCs w:val="18"/>
               </w:rPr>
-              <w:t xml:space="preserve">Students observed a structured 'science map' stimulus: a large visual showing three branching disciplines — Biology, Chemistry, and Physics — each illustrated with Kenyan-relevant examples (Biology: Lake Victoria fish species, malaria parasite; Chemistry: fertiliser used in Rift Valley farms, the chemistry of ugali starch; Physics: M-Pesa mobile signal transmission, Nairobi solar panels). Students also observed a short case study of the Kisumu maize investigation — noting how a single real-world problem (poor harvest) draws on all three disciplines simultaneously. Pedagogical note: Give students 3 minutes to annotate the map individually before paired discussion. This activates prior knowledge and surfaces misconceptions early.</w:t>
+              <w:t xml:space="preserve">Learners researched the meaning of General Science using digital devices and/or print media, and presented at least three ways General Science connects to community life in Kenya (food and agriculture, health, environment, technology).</w:t>
             </w:r>
           </w:p>
         </w:tc>
@@ -745,7 +745,7 @@
                 <w:sz w:val="18"/>
                 <w:szCs w:val="18"/>
               </w:rPr>
-              <w:t xml:space="preserve">Students learned that General Science is a systematic, evidence-based discipline for asking and answering questions about the natural world — not merely a collection of memorised facts. They learned the three major sub-disciplines (Biology, Chemistry, Physics) and identified at least two Kenyan real-world examples within each. They also learned the key distinction: science describes and explains HOW and WHY natural phenomena occur, while technology applies that knowledge. Pedagogical note: Students frequently conflate science with technology — address this directly using the maize example: understanding why nitrogen is deficient (science) vs. designing a slow-release fertiliser pellet (technology).</w:t>
+              <w:t xml:space="preserve">General Science is not merely a collection of facts — it is a systematic way of asking questions and finding answers using evidence. The Kisumu maize farmer, who inferred a hidden soil pest from the pattern of wilting without seeing the pest directly, is practising General Science.</w:t>
             </w:r>
           </w:p>
         </w:tc>
@@ -777,7 +777,7 @@
                 <w:sz w:val="18"/>
                 <w:szCs w:val="18"/>
               </w:rPr>
-              <w:t xml:space="preserve">The Kisumu maize case is explained by showing how a complete scientific investigation of poor yield draws on Biology (plant cell nutrient uptake), Chemistry (soil nitrogen compounds, pH), and Physics (water drainage, sunlight energy). No single discipline is sufficient alone — General Science is integrative. Students explain back: 'Which discipline answered which part of the maize problem?' Teacher waits a minimum of 5 seconds after each question before accepting answers (structured wait time). Cold-call at least 3 students who have not yet volunteered. Pedagogical note: This lesson plants the 'integration' idea that becomes critical in Lesson 3 when students examine real Kenyan career paths that cross disciplinary boundaries.</w:t>
+              <w:t xml:space="preserve">Learners co-constructed a class definition of General Science, annotated their opening predictions to show conceptual change, posted new questions on the Driving Question Board, and built Version 1 of a cumulative mind-map model that will grow across all eight lessons in this sub-strand.</w:t>
             </w:r>
           </w:p>
         </w:tc>
@@ -862,7 +862,7 @@
                 <w:sz w:val="18"/>
                 <w:szCs w:val="18"/>
               </w:rPr>
-              <w:t xml:space="preserve">Students observed three curated evidence sets — each representing one domain of Kenyan life: (1) HUMAN LIFE: data cards showing Kenya's malaria reduction statistics post-2000 (attributable to scientific intervention — bed nets, artemisinin treatment); iron-deficiency anaemia rates linked to diet (ugali + sukuma wiki nutritional data). (2) ENVIRONMENT: before/after images of Karura Forest restoration, Lake Victoria water hyacinth invasion data, and a graph of Nairobi air quality trends. (3) TECHNOLOGY: images of M-Pesa infrastructure, JKUAT-developed drought-resistant maize varieties, and Kenya's geothermal energy plant at Olkaria. Pedagogical note: Rotate evidence sets among groups so all three domains are processed by the whole class — use a jigsaw structure for efficiency.</w:t>
+              <w:t xml:space="preserve">Learners examined six Kenya-context scenario cards showing General Science at work in human health, environmental monitoring, and technology — including KEBS aflatoxin testing in maize flour, NEMA air-quality sensing on Mombasa Road, KWS wildlife inference in Tsavo, KNH chest X-ray reading, Safaricom M-PESA radio-wave engineering, and Nairobi Water bacterial testing. In every case, the key action was the same as the Kisumu farmer's: inferring a hidden, invisible entity from indirect evidence.</w:t>
             </w:r>
           </w:p>
         </w:tc>
@@ -894,7 +894,7 @@
                 <w:sz w:val="18"/>
                 <w:szCs w:val="18"/>
               </w:rPr>
-              <w:t xml:space="preserve">Students learned that General Science operates across three interconnected domains in Kenya: human life (nutrition, disease prevention, medicine), environment (conservation, pollution monitoring, climate adaptation), and technology (agricultural innovation, energy, communications). They learned that scientific knowledge is not neutral — it has direct, measurable consequences for Kenyan communities. Students also learned that Kenya's constitutional obligation to a clean environment is supported by scientific monitoring and evidence. Pedagogical note: Students should be able to give at least one specific Kenyan example per domain from memory by the end of this lesson — this is a useful exit-ticket check.</w:t>
+              <w:t xml:space="preserve">General Science operates across three major domains of Kenyan life — human life (nutrition, disease), environment (conservation, pollution), and technology (communications, water treatment, food safety). In all three domains, the defining power of science is the ability to make reliable conclusions about things that cannot be directly observed, using indirect evidence and inference. This is not exceptional — it is the everyday work of scientists, doctors, engineers, and environmental officers across Kenya.</w:t>
             </w:r>
           </w:p>
         </w:tc>
@@ -926,7 +926,7 @@
                 <w:sz w:val="18"/>
                 <w:szCs w:val="18"/>
               </w:rPr>
-              <w:t xml:space="preserve">The three domains are explained through causal chains: Science DISCOVERS a mechanism → Technology APPLIES it → Life and Environment are CHANGED. Example chain: Research identifies malaria parasite lifecycle (Biology) → Chemistry synthesises artemisinin → Kenyan children's survival rates improve. A second chain: Physics and Chemistry identify greenhouse gas absorption → Engineers design Olkaria geothermal plant → Kenya reduces fossil fuel dependence. Teacher explicitly asks: 'How does this connect back to Mama Akinyi's farm?' (Answer: her soil problem sits at the intersection of all three domains.) Pedagogical note: Use this lesson to challenge the misconception that science is only done in laboratories by people in white coats — Kenyan evidence powerfully counters this.</w:t>
+              <w:t xml:space="preserve">The reason General Science is important is not simply that it produces useful facts — it is that it provides a systematic, evidence-based method for knowing what is real even when direct observation is impossible. The Kisumu farmer, the KEBS food-safety technologist, the NEMA engineer, and the Safaricom radio engineer are all practising the same core scientific habit: collecting indirect evidence, recognising patterns, and inferring a hidden cause. This principle — inference from indirect evidence — is the thread that connects the meaning of General Science (Lesson 2) to its importance in life, environment and technology (Lesson 3), and will next connect to the careers built on this skill (Lesson 4).</w:t>
             </w:r>
           </w:p>
         </w:tc>
@@ -1011,7 +1011,7 @@
                 <w:sz w:val="18"/>
                 <w:szCs w:val="18"/>
               </w:rPr>
-              <w:t xml:space="preserve">Students observed four short career-profile cards of real or representative Kenyan science professionals: (1) Dr. Daisy Rutto — plant biologist, Kenya Agricultural and Livestock Research Organisation (KALRO), develops drought-tolerant crops. (2) A clinical chemist at Kenyatta National Hospital interpreting blood chemistry panels. (3) A Kenya Meteorological Department physicist using atmospheric data to forecast Rift Valley rainfall. (4) An environmental scientist monitoring Lake Victoria pollution levels. Each card shows: job title, daily tasks, science sub-disciplines used, and a Kenyan institution employing that role. Pedagogical note: Allow students to read cards silently first, then discuss in pairs — avoid reading aloud by the teacher, which reduces student engagement.</w:t>
+              <w:t xml:space="preserve">Learners used digital devices or print media (Career Resource Sheets featuring Kenyan science professionals at KNH, KEMRI, NEMA, KMFRI, KEPHIS and county agricultural offices) to research at least four General Science-linked careers in Kenya, recording findings in a structured four-column Career Evidence Table (Career Name / Science Sub-topic / Kenyan Institution or County / How they use inference).</w:t>
             </w:r>
           </w:p>
         </w:tc>
@@ -1043,7 +1043,7 @@
                 <w:sz w:val="18"/>
                 <w:szCs w:val="18"/>
               </w:rPr>
-              <w:t xml:space="preserve">Students learned that a wide range of well-defined, valued Kenyan careers are built on foundations of Biology, Chemistry, and Physics — including medicine, agricultural research, environmental monitoring, meteorology, food science, engineering, and science education itself. They learned to map specific science sub-topics to specific career pathways and to justify that mapping with evidence. Students also produced a personal career-path chart connecting their own interests to General Science sub-topics. Pedagogical note: The 3-sentence career justification students write is a formative writing-in-science task — it should use the word 'evidence' and name at least one specific science concept. Collect and give written feedback.</w:t>
+              <w:t xml:space="preserve">Learners constructed personal career-path charts mapping biology, chemistry, and physics sub-topics to specific Kenyan careers, wrote a 3-sentence career justification with a mandatory inference-connection sentence linking their chosen career back to the Kisumu maize-farmer phenomenon, and updated the Driving Question Board with a new sub-question: 'What science skills do I need for my chosen career?'</w:t>
             </w:r>
           </w:p>
         </w:tc>
@@ -1075,7 +1075,7 @@
                 <w:sz w:val="18"/>
                 <w:szCs w:val="18"/>
               </w:rPr>
-              <w:t xml:space="preserve">Career paths are explained through the lens of the sub-strand's driving question: each career listed is a professional form of inference — the meteorologist infers tomorrow's weather from today's atmospheric data; the clinical chemist infers disease from blood chemistry the eye cannot see. Teacher connects explicitly: 'Every career on your chart is a person whose job is to answer questions using evidence — exactly what we have been practising.' Cold-call 5 students: 'Name your chosen career and name ONE thing that professional cannot see directly but must infer.' Pedagogical note: This lesson has strong PCIs (career guidance, life skills) — acknowledge explicitly that science careers in Kenya are accessible and increasingly well-compensated.</w:t>
+              <w:t xml:space="preserve">Through the cold-call share-out (five learners, 8 seconds wait time each) and the cumulative model's new Careers Branch, learners articulated that General Science careers — from agronomist in the Rift Valley to lab technologist at KEMRI to environmental scientist at NEMA — all depend on the same core scientific practice that the Kisumu farmer used: drawing reliable conclusions from indirect evidence that cannot be directly seen.</w:t>
             </w:r>
           </w:p>
         </w:tc>
@@ -1160,7 +1160,7 @@
                 <w:sz w:val="18"/>
                 <w:szCs w:val="18"/>
               </w:rPr>
-              <w:t xml:space="preserve">Students observed two carefully designed evidence sets that force inference without direct observation: (1) A sealed 'mystery envelope' containing only indirect clues — a photograph of footprints in Tsavo East sand, droppings, broken acacia branches, and a partial shadow — from which students must infer the animal. (2) A chemistry scenario: a Kenyan chemist receives a clear, odourless liquid sample from a Mombasa water source — students are given only pH data, conductivity readings, and a boiling-point measurement and must infer whether it is safe drinking water. Pedagogical note: Do NOT reveal answers immediately — sustained uncertainty is pedagogically productive here. Students need to sit with incomplete information before the explanation phase.</w:t>
+              <w:t xml:space="preserve">In three Kenyan scenarios — the Kisumu maize farmer, the Nairobi radiologist Dr. Kamau at Kenyatta National Hospital, and Amboseli Warden Lesiamon — each professional reached a reliable conclusion about something they could NOT directly see: a soil pest destroying roots, a bacterial infection in a patient's lung, and a poacher's path through the park. Learners observed that in every case, the conclusion was reached by systematically examining available physical evidence.</w:t>
             </w:r>
           </w:p>
         </w:tc>
@@ -1192,7 +1192,7 @@
                 <w:sz w:val="18"/>
                 <w:szCs w:val="18"/>
               </w:rPr>
-              <w:t xml:space="preserve">Students learned the formal definition of inference: a conclusion drawn from available evidence combined with prior knowledge and logical reasoning — explicitly NOT a direct observation and NOT a random guess. They learned the scientific process steps (observation → question → hypothesis → experiment → data collection → analysis → inference/conclusion) and identified WHERE inference sits in that process. Students also learned the difference between a STRONG inference (multiple converging evidence lines) and a WEAK inference (single piece of ambiguous evidence). Pedagogical note: The observe/infer distinction introduced in Lesson 1 is now formalised — return to Mama Akinyi's diagnosis and ask students to re-label each step using the formal process vocabulary.</w:t>
+              <w:t xml:space="preserve">Inference is a conclusion drawn from available evidence combined with prior knowledge and logical reasoning — it is NOT based on direct observation of the thing being concluded, and it is NOT a guess. Scientific inference has three components: (1) Evidence — what can be directly observed or detected; (2) Reasoning — the prior knowledge and logic connecting evidence to a conclusion; (3) Inference — the conclusion about something not directly observable. The principle of inference is the foundation of all scientific knowledge because most scientific phenomena (soil pests, diseases, subatomic particles, ancient events) cannot be directly observed.</w:t>
             </w:r>
           </w:p>
         </w:tc>
@@ -1224,7 +1224,7 @@
                 <w:sz w:val="18"/>
                 <w:szCs w:val="18"/>
               </w:rPr>
-              <w:t xml:space="preserve">Inference is explained using the concept of CONVERGENT EVIDENCE: the more independent lines of evidence that point to the same conclusion, the stronger the inference. In the Tsavo footprint case: large circular pad + heavy branch breakage + acacia bark damage + size of shadow → elephant (not rhino, not buffalo). In the water chemistry case: pH 7.1 + low conductivity + 100°C boiling point → consistent with pure water (but teacher notes: inference is not certainty — a field test would still be required). Teacher explicitly states the epistemological principle: 'Scientists say they KNOW something indirectly when multiple independent evidence sources converge on one explanation.' Cold-call 4 students to apply this principle to a new scenario.</w:t>
+              <w:t xml:space="preserve">The Kisumu farmer Akinyi knew there was a soil pest destroying her maize roots — even though she never saw the pest — because she applied the principle of inference: her evidence (wilting and yellowing confined to one edge, uniform watering and fertilising, dry season timing, no visible above-ground pest) combined with her reasoning (soil pests are seasonally active in dry periods and cause localised root damage that produces exactly this pattern of wilting) led her to a reliable inference (a soil pest is destroying the roots underground). This is not a guess — it is science.</w:t>
             </w:r>
           </w:p>
         </w:tc>
@@ -1309,7 +1309,7 @@
                 <w:sz w:val="18"/>
                 <w:szCs w:val="18"/>
               </w:rPr>
-              <w:t xml:space="preserve">Students conducted the Mystery Bags hands-on investigation: sealed paper bags containing common Kenyan household/farm objects (examples: a small dried maize cob, a piece of sisal rope, a metal bottle cap, a smooth river stone from Tana River). Without opening the bag, students systematically used four evidence-collection methods — (1) observation (visual inspection of bag shape/movement), (2) measurement (mass using a school balance, dimensions by feel), (3) indirect experimentation (tilting, shaking, pressing), (4) record-keeping (structured data table completed in real time). Each group recorded observations in a formal data table before making any inference. Pedagogical note: Enforce the rule strictly: NO INFERENCES until the data table is complete. This builds the habit of separating data collection from interpretation.</w:t>
+              <w:t xml:space="preserve">Learners opened sealed mystery evidence bags containing written clue cards describing plants in Kenyan farming contexts (Kisumu, Rift Valley, Kiambu, Mombasa, Baringo). They read, sorted, and classified written evidence clues — no images, no direct plant observation — into categories (pest / disease / nutrient-environmental problem) using an Evidence Classification Table.</w:t>
             </w:r>
           </w:p>
         </w:tc>
@@ -1341,7 +1341,7 @@
                 <w:sz w:val="18"/>
                 <w:szCs w:val="18"/>
               </w:rPr>
-              <w:t xml:space="preserve">Students learned and named the four primary methods scientists use to collect evidence: systematic observation, measurement, controlled experimentation, and rigorous record-keeping. They learned that each method has specific strengths and limitations, and that combining methods produces stronger evidence. They also practised constructing a formal inference statement in the structure: 'Based on [evidence], I infer [conclusion] because [reasoning].' Pedagogical note: The structured inference statement format should be posted permanently in the classroom and required in all subsequent written work in this sub-strand. Assess whether students distinguish between 'I think it is...' (opinion) and 'Based on... I infer...' (evidence-based conclusion).</w:t>
+              <w:t xml:space="preserve">Learners identified and named the methods scientists use to collect evidence (observation, measurement, experimentation, record-keeping) and mapped their own group actions onto the KICD science process skills: classifying, hypothesising, identifying variables, interpreting data, and drawing conclusions. They distinguished between an observation and an inference, and recognised that contradictory evidence must be weighed — not ignored — for an inference to be reliable.</w:t>
             </w:r>
           </w:p>
         </w:tc>
@@ -1373,7 +1373,7 @@
                 <w:sz w:val="18"/>
                 <w:szCs w:val="18"/>
               </w:rPr>
-              <w:t xml:space="preserve">The mystery bag activity is explained by connecting each evidence-collection method to a real Kenyan scientific context: systematic observation (Kenya Wildlife Service rangers counting wildlife without disturbing herds); measurement (KEMRI researchers measuring parasite loads in blood samples); experimentation (KALRO agronomists testing fertiliser rates on Rift Valley trial plots); record-keeping (Kenya Meteorological Department maintaining 50-year rainfall records that reveal climate change trends). Teacher asks: 'Which of these four methods did Mama Akinyi use on her farm in Lesson 1?' (Answer: observation and prior-knowledge-based inference.) Pedagogical note: This lesson is the practical, kinaesthetic anchor of the sub-strand — students who struggled with abstract inference in Lesson 5 often achieve understanding here.</w:t>
+              <w:t xml:space="preserve">Learners explained, using the sentence frame 'Based on [evidence] and [evidence], our group infers [cause] because [reasoning],' why indirect evidence — systematically collected and classified — is sufficient for a scientist to draw a reliable conclusion. They connected this to the anchoring phenomenon: the Kisumu maize farmer used the same evidence-collection and inference process they practised today, demonstrating that General Science process skills are tools used in real Kenyan agricultural and professional contexts every day.</w:t>
             </w:r>
           </w:p>
         </w:tc>
@@ -1458,7 +1458,7 @@
                 <w:sz w:val="18"/>
                 <w:szCs w:val="18"/>
               </w:rPr>
-              <w:t xml:space="preserve">Students physically returned to the Driving Question Board questions generated in Lesson 1. Each question was printed or written on a card. Students observed the full set of questions as a class display and were given colour-coded stickers: GREEN = 'We can now answer this with evidence from our lessons'; YELLOW = 'We have partial evidence — we can make a strong inference but cannot fully confirm'; RED = 'This question is still genuinely open — we need more investigation.' Students also observed their own Lesson 1 cumulative models (initial diagrams of 'how a scientist knows something they cannot see') and compared them to their current understanding. Pedagogical note: This comparison of early vs. current models is a powerful metacognitive moment — name it explicitly as 'model revision' and connect it to how real scientists update models when new evidence arrives.</w:t>
+              <w:t xml:space="preserve">Students observed the full Driving Question Board from Lessons 1–6 and sorted all question cards into three columns — 'We Can Now Answer This,' 'We Partly Understand This,' and 'We Still Don't Know This' — justifying each placement with specific evidence from previous lessons.</w:t>
             </w:r>
           </w:p>
         </w:tc>
@@ -1490,7 +1490,7 @@
                 <w:sz w:val="18"/>
                 <w:szCs w:val="18"/>
               </w:rPr>
-              <w:t xml:space="preserve">Students learned that scientific understanding is cumulative and necessarily incomplete — answered questions generate new, deeper questions, and this is a feature of science, not a failure. They learned to distinguish between questions that are now answerable with evidence, questions that support a strong inference, and questions that remain genuinely open. Students revised their cumulative explanatory models to incorporate formal vocabulary (inference, convergent evidence, scientific process, observation vs. conclusion) and Kenyan examples gathered across all lessons. Pedagogical note: Model revision is a core NGSS Science and Engineering Practice — frame it explicitly: 'Scientists never throw away a model; they revise it when evidence demands it. That is what you are doing right now.'</w:t>
+              <w:t xml:space="preserve">Students learned that scientific understanding is cumulative and incomplete — some questions from their DQB can now be answered with evidence, others require more investigation in future sub-strands (The Cell, Nutrition, Respiration, etc.), and the principle of inference connects General Science to careers across Kenya, from doctors at Kenyatta National Hospital to fisheries officers at Lake Victoria to agronomists in Kericho.</w:t>
             </w:r>
           </w:p>
         </w:tc>
@@ -1522,7 +1522,7 @@
                 <w:sz w:val="18"/>
                 <w:szCs w:val="18"/>
               </w:rPr>
-              <w:t xml:space="preserve">The DQB curation process is explained through the sub-strand's central epistemological answer: a scientist knows something is true when multiple independent evidence sources converge on the same explanation, the inference is testable, and the conclusion has been peer-reviewed and revised over time. Students articulate this in their own words as a written synthesis statement: 'A scientist knows something they cannot see directly when...' Teacher cold-calls 6 students to read their synthesis statements aloud and facilitates class comparison. Pedagogical note: Collect synthesis statements as a summative formative assessment — they reveal whether students have grasped the epistemological core of the sub-strand or have remained at the surface level of 'scientists use experiments.'</w:t>
+              <w:t xml:space="preserve">Students explained, through their Cumulative Science Models and peer-reviewed mind-maps, how the Kisumu maize farmer's act of inferring a hidden soil pest from indirect evidence is the same cognitive move used by scientists and professionals across Kenya — and how the entirety of General Science is built on this principle of making reliable conclusions from evidence that cannot always be directly observed.</w:t>
             </w:r>
           </w:p>
         </w:tc>
@@ -1575,7 +1575,7 @@
                 <w:sz w:val="18"/>
                 <w:szCs w:val="18"/>
               </w:rPr>
-              <w:t xml:space="preserve">Sub-Strand Review, Assessment and Transfer</w:t>
+              <w:t xml:space="preserve">Synthesis, Presentations and Unit Assessment — Final Explanation &amp; Model Consolidation</w:t>
             </w:r>
           </w:p>
         </w:tc>
@@ -1607,7 +1607,7 @@
                 <w:sz w:val="18"/>
                 <w:szCs w:val="18"/>
               </w:rPr>
-              <w:t xml:space="preserve">Students observed a new, unseen transfer scenario — deliberately chosen to be outside the contexts used in Lessons 1–7: a Nairobi forensic scientist is presented with trace evidence from a crime scene (a fibre, a chemical residue on a surface, a partial shoeprint in dust) and must reconstruct what happened without having witnessed the event. Students also observed a short data set from Kenya's 2023 national nutrition survey showing rising rates of stunting in arid counties, with no single visible cause. Both scenarios require students to apply all sub-strand learning — inference, convergent evidence, scientific process, evidence-collection methods — in a new context. Pedagogical note: Transfer to a new context is the truest test of understanding — resist the urge to scaffold heavily here. Allow productive struggle for at least 5 minutes before offering support.</w:t>
+              <w:t xml:space="preserve">Learners observed all peer groups present their career-inference charts, recording in a structured listening frame how each career — from KALRO agronomists to KNH lab technologists to Kericho Tea Research Institute scientists — uses indirect evidence and inference as a core professional practice. They observed the class Driving Question Board being colour-coded for the first time: green ticks for questions fully answered, yellow arrows for partial answers, and red question marks for questions (especially about the cell and root destruction) that remain open and will anchor Sub-Strand 1.2.</w:t>
             </w:r>
           </w:p>
         </w:tc>
@@ -1639,7 +1639,7 @@
                 <w:sz w:val="18"/>
                 <w:szCs w:val="18"/>
               </w:rPr>
-              <w:t xml:space="preserve">Students demonstrated consolidated understanding of the full sub-strand by applying the following to the transfer scenario: (1) the formal definition and structure of scientific inference; (2) the four evidence-collection methods; (3) the principle of convergent evidence; (4) the relationship between General Science and Kenyan life, environment, and careers; (5) the iterative, cumulative nature of scientific knowledge. Students also completed a structured self-assessment against the sub-strand learning outcomes, identifying personal strengths and one area for continued development. Pedagogical note: The self-assessment should be filed in each student's portfolio — it builds metacognitive awareness and models the scientific habit of honest, evidence-based self-evaluation.</w:t>
+              <w:t xml:space="preserve">Learners learned that the principle of inference — drawing a reliable conclusion about something not directly observable, using evidence and prior knowledge — is not a single lesson topic but the unifying thread of the entire sub-strand and of General Science as a discipline. They learned that a new but structurally identical Kenyan scenario (the Kericho tea farmer's curling leaves) can be analysed using the same three-part framework: identify evidence, state an inference about a hidden cause, and name a career that would investigate it professionally. They also learned that their understanding has grown measurably since Lesson 1 — visible in the annotated comparison of their initial and final models.</w:t>
             </w:r>
           </w:p>
         </w:tc>
@@ -1671,7 +1671,7 @@
                 <w:sz w:val="18"/>
                 <w:szCs w:val="18"/>
               </w:rPr>
-              <w:t xml:space="preserve">The transfer scenarios are explained by returning one final time to the sub-strand driving question: 'How does a scientist know something is true when they cannot see it directly?' Students now answer this with precision: by collecting evidence using systematic methods, identifying convergent independent evidence lines, constructing a structured inference, testing and revising that inference, and situating their conclusion within the broader scientific community. The forensic scientist and the nutritional epidemiologist are doing exactly what Mama Akinyi did — and exactly what every scientist in Kenya's research institutions, hospitals, farms, and conservation areas does every day. Pedagogical note: End the lesson by asking students to write one sentence connecting their personal career-path chart (Lesson 4) to the driving question — this closes the sub-strand narrative arc and gives every student a personalised, motivating takeaway.</w:t>
+              <w:t xml:space="preserve">The final anchor-chart answer co-constructed by the class directly explains the anchoring phenomenon: the Kisumu maize farmer knew a soil pest was destroying her roots without seeing it because she applied the principle of inference — she identified a pattern of indirect evidence (localised wilting, yellowing, absence of other causes, season of year), used her prior knowledge of maize pests, and drew a reliable conclusion about a hidden cause. This is not unique to farmers — it is the daily practice of every General Science professional in Kenya, and it is the foundation of everything the class will study in Sub-Strands 1.2 through 3.4.</w:t>
             </w:r>
           </w:p>
         </w:tc>
@@ -1795,7 +1795,7 @@
         </w:rPr>
         <w:t xml:space="preserve">© 2026 SeaVuria and ARES. This work is licensed under a </w:t>
       </w:r>
-      <w:hyperlink w:history="1" r:id="rIdeuoqimj6zbmuhf3kvku8z">
+      <w:hyperlink w:history="1" r:id="rIduxir9pj4pxbjhd8gcsr5z">
         <w:r>
           <w:rPr>
             <w:rFonts w:ascii="Arial" w:cs="Arial" w:eastAsia="Arial" w:hAnsi="Arial"/>
@@ -1815,7 +1815,7 @@
         </w:rPr>
         <w:t xml:space="preserve"> (</w:t>
       </w:r>
-      <w:hyperlink w:history="1" r:id="rIdtz9qymp5rjft3egci3exj">
+      <w:hyperlink w:history="1" r:id="rIduxajkw2ysoi_4ghqef00b">
         <w:r>
           <w:rPr>
             <w:rFonts w:ascii="Arial" w:cs="Arial" w:eastAsia="Arial" w:hAnsi="Arial"/>
@@ -1835,7 +1835,7 @@
         </w:rPr>
         <w:t xml:space="preserve">). To view a copy of this license, visit </w:t>
       </w:r>
-      <w:hyperlink w:history="1" r:id="rIdmkzcnxpe9krzig0lgloo_">
+      <w:hyperlink w:history="1" r:id="rIdbelmznmren76pqtguvqua">
         <w:r>
           <w:rPr>
             <w:rFonts w:ascii="Arial" w:cs="Arial" w:eastAsia="Arial" w:hAnsi="Arial"/>

--- a/data/outputs/v2/General_Science/SS1.1_Introduction_to_General_Science/General_Science_Introduction_to_General_Science_SummaryTable.docx
+++ b/data/outputs/v2/General_Science/SS1.1_Introduction_to_General_Science/General_Science_Introduction_to_General_Science_SummaryTable.docx
@@ -1607,7 +1607,7 @@
                 <w:sz w:val="18"/>
                 <w:szCs w:val="18"/>
               </w:rPr>
-              <w:t xml:space="preserve">Learners observed all peer groups present their career-inference charts, recording in a structured listening frame how each career — from KALRO agronomists to KNH lab technologists to Kericho Tea Research Institute scientists — uses indirect evidence and inference as a core professional practice. They observed the class Driving Question Board being colour-coded for the first time: green ticks for questions fully answered, yellow arrows for partial answers, and red question marks for questions (especially about the cell and root destruction) that remain open and will anchor Sub-Strand 1.2.</w:t>
+              <w:t xml:space="preserve">Learners observed all peer groups present their career-inference charts, recording in a structured listening frame how each career — from KALRO agronomists to KNH lab technologists to Kericho Tea Research Institute scientists — uses indirect evidence and inference as a core professional practice. They observed the class Driving Question Board being colour-coded: green ticks for questions fully answered, yellow arrows for partial answers, and red question marks for questions (especially about the cell and root destruction) that remain open and will anchor Sub-Strand 1.2.</w:t>
             </w:r>
           </w:p>
         </w:tc>
@@ -1795,7 +1795,7 @@
         </w:rPr>
         <w:t xml:space="preserve">© 2026 SeaVuria and ARES. This work is licensed under a </w:t>
       </w:r>
-      <w:hyperlink w:history="1" r:id="rIduxir9pj4pxbjhd8gcsr5z">
+      <w:hyperlink w:history="1" r:id="rIdggyw_-0_pe6kkueoqybrz">
         <w:r>
           <w:rPr>
             <w:rFonts w:ascii="Arial" w:cs="Arial" w:eastAsia="Arial" w:hAnsi="Arial"/>
@@ -1815,7 +1815,7 @@
         </w:rPr>
         <w:t xml:space="preserve"> (</w:t>
       </w:r>
-      <w:hyperlink w:history="1" r:id="rIduxajkw2ysoi_4ghqef00b">
+      <w:hyperlink w:history="1" r:id="rIdn0tdpaaqpaxxkfy_hq3fg">
         <w:r>
           <w:rPr>
             <w:rFonts w:ascii="Arial" w:cs="Arial" w:eastAsia="Arial" w:hAnsi="Arial"/>
@@ -1835,7 +1835,7 @@
         </w:rPr>
         <w:t xml:space="preserve">). To view a copy of this license, visit </w:t>
       </w:r>
-      <w:hyperlink w:history="1" r:id="rIdbelmznmren76pqtguvqua">
+      <w:hyperlink w:history="1" r:id="rIdhxvigty-0jciyfayyhpj6">
         <w:r>
           <w:rPr>
             <w:rFonts w:ascii="Arial" w:cs="Arial" w:eastAsia="Arial" w:hAnsi="Arial"/>

--- a/data/outputs/v2/General_Science/SS1.1_Introduction_to_General_Science/General_Science_Introduction_to_General_Science_SummaryTable.docx
+++ b/data/outputs/v2/General_Science/SS1.1_Introduction_to_General_Science/General_Science_Introduction_to_General_Science_SummaryTable.docx
@@ -1795,7 +1795,7 @@
         </w:rPr>
         <w:t xml:space="preserve">© 2026 SeaVuria and ARES. This work is licensed under a </w:t>
       </w:r>
-      <w:hyperlink w:history="1" r:id="rIdggyw_-0_pe6kkueoqybrz">
+      <w:hyperlink w:history="1" r:id="rId6hmqf1ckh7mpk3zv9avpg">
         <w:r>
           <w:rPr>
             <w:rFonts w:ascii="Arial" w:cs="Arial" w:eastAsia="Arial" w:hAnsi="Arial"/>
@@ -1815,7 +1815,7 @@
         </w:rPr>
         <w:t xml:space="preserve"> (</w:t>
       </w:r>
-      <w:hyperlink w:history="1" r:id="rIdn0tdpaaqpaxxkfy_hq3fg">
+      <w:hyperlink w:history="1" r:id="rId2ejgzqlgji_2cxqow6hgp">
         <w:r>
           <w:rPr>
             <w:rFonts w:ascii="Arial" w:cs="Arial" w:eastAsia="Arial" w:hAnsi="Arial"/>
@@ -1835,7 +1835,7 @@
         </w:rPr>
         <w:t xml:space="preserve">). To view a copy of this license, visit </w:t>
       </w:r>
-      <w:hyperlink w:history="1" r:id="rIdhxvigty-0jciyfayyhpj6">
+      <w:hyperlink w:history="1" r:id="rIdumj8xznatapeg4vxuycjc">
         <w:r>
           <w:rPr>
             <w:rFonts w:ascii="Arial" w:cs="Arial" w:eastAsia="Arial" w:hAnsi="Arial"/>

--- a/data/outputs/v2/General_Science/SS1.1_Introduction_to_General_Science/General_Science_Introduction_to_General_Science_SummaryTable.docx
+++ b/data/outputs/v2/General_Science/SS1.1_Introduction_to_General_Science/General_Science_Introduction_to_General_Science_SummaryTable.docx
@@ -1795,7 +1795,7 @@
         </w:rPr>
         <w:t xml:space="preserve">© 2026 SeaVuria and ARES. This work is licensed under a </w:t>
       </w:r>
-      <w:hyperlink w:history="1" r:id="rId6hmqf1ckh7mpk3zv9avpg">
+      <w:hyperlink w:history="1" r:id="rIdsylfkyse3u45pm8vbm94l">
         <w:r>
           <w:rPr>
             <w:rFonts w:ascii="Arial" w:cs="Arial" w:eastAsia="Arial" w:hAnsi="Arial"/>
@@ -1815,7 +1815,7 @@
         </w:rPr>
         <w:t xml:space="preserve"> (</w:t>
       </w:r>
-      <w:hyperlink w:history="1" r:id="rId2ejgzqlgji_2cxqow6hgp">
+      <w:hyperlink w:history="1" r:id="rIdqd8ffkwot0iwfe6xswkqn">
         <w:r>
           <w:rPr>
             <w:rFonts w:ascii="Arial" w:cs="Arial" w:eastAsia="Arial" w:hAnsi="Arial"/>
@@ -1835,7 +1835,7 @@
         </w:rPr>
         <w:t xml:space="preserve">). To view a copy of this license, visit </w:t>
       </w:r>
-      <w:hyperlink w:history="1" r:id="rIdumj8xznatapeg4vxuycjc">
+      <w:hyperlink w:history="1" r:id="rIdticp9yb440ztaf4menvj7">
         <w:r>
           <w:rPr>
             <w:rFonts w:ascii="Arial" w:cs="Arial" w:eastAsia="Arial" w:hAnsi="Arial"/>

--- a/data/outputs/v2/General_Science/SS1.1_Introduction_to_General_Science/General_Science_Introduction_to_General_Science_SummaryTable.docx
+++ b/data/outputs/v2/General_Science/SS1.1_Introduction_to_General_Science/General_Science_Introduction_to_General_Science_SummaryTable.docx
@@ -1795,7 +1795,7 @@
         </w:rPr>
         <w:t xml:space="preserve">© 2026 SeaVuria and ARES. This work is licensed under a </w:t>
       </w:r>
-      <w:hyperlink w:history="1" r:id="rIdsylfkyse3u45pm8vbm94l">
+      <w:hyperlink w:history="1" r:id="rId_ly_7jamqydpids32hfa8">
         <w:r>
           <w:rPr>
             <w:rFonts w:ascii="Arial" w:cs="Arial" w:eastAsia="Arial" w:hAnsi="Arial"/>
@@ -1815,7 +1815,7 @@
         </w:rPr>
         <w:t xml:space="preserve"> (</w:t>
       </w:r>
-      <w:hyperlink w:history="1" r:id="rIdqd8ffkwot0iwfe6xswkqn">
+      <w:hyperlink w:history="1" r:id="rIdmbh1z2o5y9jswilu0vxcl">
         <w:r>
           <w:rPr>
             <w:rFonts w:ascii="Arial" w:cs="Arial" w:eastAsia="Arial" w:hAnsi="Arial"/>
@@ -1835,7 +1835,7 @@
         </w:rPr>
         <w:t xml:space="preserve">). To view a copy of this license, visit </w:t>
       </w:r>
-      <w:hyperlink w:history="1" r:id="rIdticp9yb440ztaf4menvj7">
+      <w:hyperlink w:history="1" r:id="rIdmaoqaxznfpgyq2qsue7ug">
         <w:r>
           <w:rPr>
             <w:rFonts w:ascii="Arial" w:cs="Arial" w:eastAsia="Arial" w:hAnsi="Arial"/>

--- a/data/outputs/v2/General_Science/SS1.1_Introduction_to_General_Science/General_Science_Introduction_to_General_Science_SummaryTable.docx
+++ b/data/outputs/v2/General_Science/SS1.1_Introduction_to_General_Science/General_Science_Introduction_to_General_Science_SummaryTable.docx
@@ -4,6 +4,7 @@
   <w:body>
     <w:p>
       <w:pPr>
+        <w:keepNext w:val="false"/>
         <w:spacing w:after="30" w:before="0"/>
         <w:jc w:val="center"/>
       </w:pPr>
@@ -23,6 +24,7 @@
     </w:p>
     <w:p>
       <w:pPr>
+        <w:keepNext w:val="false"/>
         <w:spacing w:after="60" w:before="0"/>
         <w:jc w:val="center"/>
       </w:pPr>
@@ -81,6 +83,7 @@
           </w:tcPr>
           <w:p>
             <w:pPr>
+              <w:keepNext w:val="false"/>
               <w:spacing w:after="40" w:before="0"/>
               <w:jc w:val="center"/>
             </w:pPr>
@@ -115,6 +118,7 @@
           </w:tcPr>
           <w:p>
             <w:pPr>
+              <w:keepNext w:val="false"/>
               <w:spacing w:after="40" w:before="0"/>
               <w:jc w:val="left"/>
             </w:pPr>
@@ -147,6 +151,7 @@
           </w:tcPr>
           <w:p>
             <w:pPr>
+              <w:keepNext w:val="false"/>
               <w:spacing w:after="40" w:before="0"/>
               <w:jc w:val="left"/>
             </w:pPr>
@@ -181,6 +186,7 @@
           </w:tcPr>
           <w:p>
             <w:pPr>
+              <w:keepNext w:val="false"/>
               <w:spacing w:after="40" w:before="0"/>
               <w:jc w:val="left"/>
             </w:pPr>
@@ -213,6 +219,7 @@
           </w:tcPr>
           <w:p>
             <w:pPr>
+              <w:keepNext w:val="false"/>
               <w:spacing w:after="40" w:before="0"/>
               <w:jc w:val="left"/>
             </w:pPr>
@@ -273,6 +280,7 @@
           </w:tcPr>
           <w:p>
             <w:pPr>
+              <w:keepNext w:val="false"/>
               <w:spacing w:after="40" w:before="0"/>
               <w:jc w:val="center"/>
             </w:pPr>
@@ -307,6 +315,7 @@
           </w:tcPr>
           <w:p>
             <w:pPr>
+              <w:keepNext w:val="false"/>
               <w:spacing w:after="40" w:before="0"/>
               <w:jc w:val="left"/>
             </w:pPr>
@@ -369,6 +378,7 @@
           </w:tcPr>
           <w:p>
             <w:pPr>
+              <w:keepNext w:val="false"/>
               <w:spacing w:after="40" w:before="0"/>
               <w:jc w:val="left"/>
             </w:pPr>
@@ -401,6 +411,7 @@
           </w:tcPr>
           <w:p>
             <w:pPr>
+              <w:keepNext w:val="false"/>
               <w:spacing w:after="40" w:before="0"/>
               <w:jc w:val="left"/>
             </w:pPr>
@@ -433,6 +444,7 @@
           </w:tcPr>
           <w:p>
             <w:pPr>
+              <w:keepNext w:val="false"/>
               <w:spacing w:after="40" w:before="0"/>
               <w:jc w:val="left"/>
             </w:pPr>
@@ -465,6 +477,7 @@
           </w:tcPr>
           <w:p>
             <w:pPr>
+              <w:keepNext w:val="false"/>
               <w:spacing w:after="40" w:before="0"/>
               <w:jc w:val="left"/>
             </w:pPr>
@@ -499,6 +512,7 @@
           </w:tcPr>
           <w:p>
             <w:pPr>
+              <w:keepNext w:val="false"/>
               <w:spacing w:after="40" w:before="0"/>
               <w:jc w:val="left"/>
             </w:pPr>
@@ -518,6 +532,7 @@
           </w:p>
           <w:p>
             <w:pPr>
+              <w:keepNext w:val="false"/>
               <w:spacing w:after="40" w:before="0"/>
               <w:jc w:val="left"/>
             </w:pPr>
@@ -550,6 +565,7 @@
           </w:tcPr>
           <w:p>
             <w:pPr>
+              <w:keepNext w:val="false"/>
               <w:spacing w:after="40" w:before="0"/>
               <w:jc w:val="left"/>
             </w:pPr>
@@ -582,6 +598,7 @@
           </w:tcPr>
           <w:p>
             <w:pPr>
+              <w:keepNext w:val="false"/>
               <w:spacing w:after="40" w:before="0"/>
               <w:jc w:val="left"/>
             </w:pPr>
@@ -614,6 +631,7 @@
           </w:tcPr>
           <w:p>
             <w:pPr>
+              <w:keepNext w:val="false"/>
               <w:spacing w:after="40" w:before="0"/>
               <w:jc w:val="left"/>
             </w:pPr>
@@ -648,6 +666,7 @@
           </w:tcPr>
           <w:p>
             <w:pPr>
+              <w:keepNext w:val="false"/>
               <w:spacing w:after="40" w:before="0"/>
               <w:jc w:val="left"/>
             </w:pPr>
@@ -667,6 +686,7 @@
           </w:p>
           <w:p>
             <w:pPr>
+              <w:keepNext w:val="false"/>
               <w:spacing w:after="40" w:before="0"/>
               <w:jc w:val="left"/>
             </w:pPr>
@@ -699,6 +719,7 @@
           </w:tcPr>
           <w:p>
             <w:pPr>
+              <w:keepNext w:val="false"/>
               <w:spacing w:after="40" w:before="0"/>
               <w:jc w:val="left"/>
             </w:pPr>
@@ -731,6 +752,7 @@
           </w:tcPr>
           <w:p>
             <w:pPr>
+              <w:keepNext w:val="false"/>
               <w:spacing w:after="40" w:before="0"/>
               <w:jc w:val="left"/>
             </w:pPr>
@@ -763,6 +785,7 @@
           </w:tcPr>
           <w:p>
             <w:pPr>
+              <w:keepNext w:val="false"/>
               <w:spacing w:after="40" w:before="0"/>
               <w:jc w:val="left"/>
             </w:pPr>
@@ -797,6 +820,7 @@
           </w:tcPr>
           <w:p>
             <w:pPr>
+              <w:keepNext w:val="false"/>
               <w:spacing w:after="40" w:before="0"/>
               <w:jc w:val="left"/>
             </w:pPr>
@@ -816,6 +840,7 @@
           </w:p>
           <w:p>
             <w:pPr>
+              <w:keepNext w:val="false"/>
               <w:spacing w:after="40" w:before="0"/>
               <w:jc w:val="left"/>
             </w:pPr>
@@ -848,6 +873,7 @@
           </w:tcPr>
           <w:p>
             <w:pPr>
+              <w:keepNext w:val="false"/>
               <w:spacing w:after="40" w:before="0"/>
               <w:jc w:val="left"/>
             </w:pPr>
@@ -880,6 +906,7 @@
           </w:tcPr>
           <w:p>
             <w:pPr>
+              <w:keepNext w:val="false"/>
               <w:spacing w:after="40" w:before="0"/>
               <w:jc w:val="left"/>
             </w:pPr>
@@ -912,6 +939,7 @@
           </w:tcPr>
           <w:p>
             <w:pPr>
+              <w:keepNext w:val="false"/>
               <w:spacing w:after="40" w:before="0"/>
               <w:jc w:val="left"/>
             </w:pPr>
@@ -946,6 +974,7 @@
           </w:tcPr>
           <w:p>
             <w:pPr>
+              <w:keepNext w:val="false"/>
               <w:spacing w:after="40" w:before="0"/>
               <w:jc w:val="left"/>
             </w:pPr>
@@ -965,6 +994,7 @@
           </w:p>
           <w:p>
             <w:pPr>
+              <w:keepNext w:val="false"/>
               <w:spacing w:after="40" w:before="0"/>
               <w:jc w:val="left"/>
             </w:pPr>
@@ -997,6 +1027,7 @@
           </w:tcPr>
           <w:p>
             <w:pPr>
+              <w:keepNext w:val="false"/>
               <w:spacing w:after="40" w:before="0"/>
               <w:jc w:val="left"/>
             </w:pPr>
@@ -1029,6 +1060,7 @@
           </w:tcPr>
           <w:p>
             <w:pPr>
+              <w:keepNext w:val="false"/>
               <w:spacing w:after="40" w:before="0"/>
               <w:jc w:val="left"/>
             </w:pPr>
@@ -1061,6 +1093,7 @@
           </w:tcPr>
           <w:p>
             <w:pPr>
+              <w:keepNext w:val="false"/>
               <w:spacing w:after="40" w:before="0"/>
               <w:jc w:val="left"/>
             </w:pPr>
@@ -1095,6 +1128,7 @@
           </w:tcPr>
           <w:p>
             <w:pPr>
+              <w:keepNext w:val="false"/>
               <w:spacing w:after="40" w:before="0"/>
               <w:jc w:val="left"/>
             </w:pPr>
@@ -1114,6 +1148,7 @@
           </w:p>
           <w:p>
             <w:pPr>
+              <w:keepNext w:val="false"/>
               <w:spacing w:after="40" w:before="0"/>
               <w:jc w:val="left"/>
             </w:pPr>
@@ -1146,6 +1181,7 @@
           </w:tcPr>
           <w:p>
             <w:pPr>
+              <w:keepNext w:val="false"/>
               <w:spacing w:after="40" w:before="0"/>
               <w:jc w:val="left"/>
             </w:pPr>
@@ -1178,6 +1214,7 @@
           </w:tcPr>
           <w:p>
             <w:pPr>
+              <w:keepNext w:val="false"/>
               <w:spacing w:after="40" w:before="0"/>
               <w:jc w:val="left"/>
             </w:pPr>
@@ -1210,6 +1247,7 @@
           </w:tcPr>
           <w:p>
             <w:pPr>
+              <w:keepNext w:val="false"/>
               <w:spacing w:after="40" w:before="0"/>
               <w:jc w:val="left"/>
             </w:pPr>
@@ -1244,6 +1282,7 @@
           </w:tcPr>
           <w:p>
             <w:pPr>
+              <w:keepNext w:val="false"/>
               <w:spacing w:after="40" w:before="0"/>
               <w:jc w:val="left"/>
             </w:pPr>
@@ -1263,6 +1302,7 @@
           </w:p>
           <w:p>
             <w:pPr>
+              <w:keepNext w:val="false"/>
               <w:spacing w:after="40" w:before="0"/>
               <w:jc w:val="left"/>
             </w:pPr>
@@ -1295,6 +1335,7 @@
           </w:tcPr>
           <w:p>
             <w:pPr>
+              <w:keepNext w:val="false"/>
               <w:spacing w:after="40" w:before="0"/>
               <w:jc w:val="left"/>
             </w:pPr>
@@ -1327,6 +1368,7 @@
           </w:tcPr>
           <w:p>
             <w:pPr>
+              <w:keepNext w:val="false"/>
               <w:spacing w:after="40" w:before="0"/>
               <w:jc w:val="left"/>
             </w:pPr>
@@ -1359,6 +1401,7 @@
           </w:tcPr>
           <w:p>
             <w:pPr>
+              <w:keepNext w:val="false"/>
               <w:spacing w:after="40" w:before="0"/>
               <w:jc w:val="left"/>
             </w:pPr>
@@ -1393,6 +1436,7 @@
           </w:tcPr>
           <w:p>
             <w:pPr>
+              <w:keepNext w:val="false"/>
               <w:spacing w:after="40" w:before="0"/>
               <w:jc w:val="left"/>
             </w:pPr>
@@ -1412,6 +1456,7 @@
           </w:p>
           <w:p>
             <w:pPr>
+              <w:keepNext w:val="false"/>
               <w:spacing w:after="40" w:before="0"/>
               <w:jc w:val="left"/>
             </w:pPr>
@@ -1444,6 +1489,7 @@
           </w:tcPr>
           <w:p>
             <w:pPr>
+              <w:keepNext w:val="false"/>
               <w:spacing w:after="40" w:before="0"/>
               <w:jc w:val="left"/>
             </w:pPr>
@@ -1476,6 +1522,7 @@
           </w:tcPr>
           <w:p>
             <w:pPr>
+              <w:keepNext w:val="false"/>
               <w:spacing w:after="40" w:before="0"/>
               <w:jc w:val="left"/>
             </w:pPr>
@@ -1508,6 +1555,7 @@
           </w:tcPr>
           <w:p>
             <w:pPr>
+              <w:keepNext w:val="false"/>
               <w:spacing w:after="40" w:before="0"/>
               <w:jc w:val="left"/>
             </w:pPr>
@@ -1542,6 +1590,7 @@
           </w:tcPr>
           <w:p>
             <w:pPr>
+              <w:keepNext w:val="false"/>
               <w:spacing w:after="40" w:before="0"/>
               <w:jc w:val="left"/>
             </w:pPr>
@@ -1561,6 +1610,7 @@
           </w:p>
           <w:p>
             <w:pPr>
+              <w:keepNext w:val="false"/>
               <w:spacing w:after="40" w:before="0"/>
               <w:jc w:val="left"/>
             </w:pPr>
@@ -1593,6 +1643,7 @@
           </w:tcPr>
           <w:p>
             <w:pPr>
+              <w:keepNext w:val="false"/>
               <w:spacing w:after="40" w:before="0"/>
               <w:jc w:val="left"/>
             </w:pPr>
@@ -1625,6 +1676,7 @@
           </w:tcPr>
           <w:p>
             <w:pPr>
+              <w:keepNext w:val="false"/>
               <w:spacing w:after="40" w:before="0"/>
               <w:jc w:val="left"/>
             </w:pPr>
@@ -1657,6 +1709,7 @@
           </w:tcPr>
           <w:p>
             <w:pPr>
+              <w:keepNext w:val="false"/>
               <w:spacing w:after="40" w:before="0"/>
               <w:jc w:val="left"/>
             </w:pPr>
@@ -1795,7 +1848,7 @@
         </w:rPr>
         <w:t xml:space="preserve">© 2026 SeaVuria and ARES. This work is licensed under a </w:t>
       </w:r>
-      <w:hyperlink w:history="1" r:id="rId_ly_7jamqydpids32hfa8">
+      <w:hyperlink w:history="1" r:id="rIdrhz6sl_7_xomzmfciwzmo">
         <w:r>
           <w:rPr>
             <w:rFonts w:ascii="Arial" w:cs="Arial" w:eastAsia="Arial" w:hAnsi="Arial"/>
@@ -1815,7 +1868,7 @@
         </w:rPr>
         <w:t xml:space="preserve"> (</w:t>
       </w:r>
-      <w:hyperlink w:history="1" r:id="rIdmbh1z2o5y9jswilu0vxcl">
+      <w:hyperlink w:history="1" r:id="rIdwmiljmz7zuiinsqwzta7c">
         <w:r>
           <w:rPr>
             <w:rFonts w:ascii="Arial" w:cs="Arial" w:eastAsia="Arial" w:hAnsi="Arial"/>
@@ -1835,7 +1888,7 @@
         </w:rPr>
         <w:t xml:space="preserve">). To view a copy of this license, visit </w:t>
       </w:r>
-      <w:hyperlink w:history="1" r:id="rIdmaoqaxznfpgyq2qsue7ug">
+      <w:hyperlink w:history="1" r:id="rIdpzs5pqk1i63xni59pkl7p">
         <w:r>
           <w:rPr>
             <w:rFonts w:ascii="Arial" w:cs="Arial" w:eastAsia="Arial" w:hAnsi="Arial"/>

--- a/data/outputs/v2/General_Science/SS1.1_Introduction_to_General_Science/General_Science_Introduction_to_General_Science_SummaryTable.docx
+++ b/data/outputs/v2/General_Science/SS1.1_Introduction_to_General_Science/General_Science_Introduction_to_General_Science_SummaryTable.docx
@@ -1848,7 +1848,7 @@
         </w:rPr>
         <w:t xml:space="preserve">© 2026 SeaVuria and ARES. This work is licensed under a </w:t>
       </w:r>
-      <w:hyperlink w:history="1" r:id="rIdrhz6sl_7_xomzmfciwzmo">
+      <w:hyperlink w:history="1" r:id="rId_1l-tfircg529dvx6frpd">
         <w:r>
           <w:rPr>
             <w:rFonts w:ascii="Arial" w:cs="Arial" w:eastAsia="Arial" w:hAnsi="Arial"/>
@@ -1868,7 +1868,7 @@
         </w:rPr>
         <w:t xml:space="preserve"> (</w:t>
       </w:r>
-      <w:hyperlink w:history="1" r:id="rIdwmiljmz7zuiinsqwzta7c">
+      <w:hyperlink w:history="1" r:id="rId41am1tupdwf6mle_om1xf">
         <w:r>
           <w:rPr>
             <w:rFonts w:ascii="Arial" w:cs="Arial" w:eastAsia="Arial" w:hAnsi="Arial"/>
@@ -1888,7 +1888,7 @@
         </w:rPr>
         <w:t xml:space="preserve">). To view a copy of this license, visit </w:t>
       </w:r>
-      <w:hyperlink w:history="1" r:id="rIdpzs5pqk1i63xni59pkl7p">
+      <w:hyperlink w:history="1" r:id="rIdfuc8tpxp3iic6d9dh2-lt">
         <w:r>
           <w:rPr>
             <w:rFonts w:ascii="Arial" w:cs="Arial" w:eastAsia="Arial" w:hAnsi="Arial"/>
